--- a/simulation/paper_IEEE/cover_letter_ieee.docx
+++ b/simulation/paper_IEEE/cover_letter_ieee.docx
@@ -47,7 +47,7 @@
           <w:rFonts w:ascii="Times New Roman" w:hAnsi="Times New Roman" w:eastAsia="Times New Roman"/>
           <w:sz w:val="24"/>
         </w:rPr>
-        <w:t>I am pleased to submit the enclosed manuscript, Person-Level versus System-Level Anti-Harassment Interventions: HEXACO 7-Typology Evidence That Structure Dominates Personality in Japanese Workplaces, for consideration as a regular article in IEEE Access. This work continues the computational-psychology research program initiated in my prior IEEE Access publication on HEXACO cluster typology in a non-WEIRD Japanese sample (doi: 10.1109/ACCESS.2026.3651324) and applies the same emphasis on methodological transparency and reproducibility that IEEE Access requires.</w:t>
+        <w:t>I am pleased to submit the enclosed manuscript, Person-Level versus System-Level Anti-Harassment Interventions: A HEXACO 7-Typology Counterfactual Microsimulation in Japanese Workplaces, for consideration as a regular article in IEEE Access. This work continues the computational-psychology research program initiated in my prior IEEE Access publication on HEXACO cluster typology in a non-WEIRD Japanese sample (doi: 10.1109/ACCESS.2026.3651324) and applies the same emphasis on methodological transparency and reproducibility that IEEE Access requires.</w:t>
       </w:r>
     </w:p>
     <w:p>
@@ -251,7 +251,7 @@
           <w:rFonts w:ascii="Times New Roman" w:hAnsi="Times New Roman" w:eastAsia="Times New Roman"/>
           <w:sz w:val="24"/>
         </w:rPr>
-        <w:t>• Substantive reframing: the manuscript repositions HEXACO 7-typology as a stratification variable identifying differentially exposed populations rather than as an intervention target. This framing rejects victim-blaming readings of harassment exposure and aligns with workplace-ethics literature.</w:t>
+        <w:t>• Substantive reframing: the manuscript repositions HEXACO 7-typology as a stratification variable identifying differentially exposed populations rather than as an intervention target, and cautions against reading observational HEXACO–harassment associations as endorsing person-focused remediation.</w:t>
       </w:r>
     </w:p>
     <w:p>
@@ -263,7 +263,7 @@
           <w:rFonts w:ascii="Times New Roman" w:hAnsi="Times New Roman" w:eastAsia="Times New Roman"/>
           <w:sz w:val="24"/>
         </w:rPr>
-        <w:t>The convergence of our pre-registered counterfactual evidence with the MHLW FY2016–FY2023 natural experiment (−13.2 percentage-point post-Power-Harassment-Prevention-Law decline) provides a rare quasi-validation of the policy-relevant claim.</w:t>
+        <w:t>The temporal coincidence between the MHLW FY2016 → FY2023 −13.2-percentage-point decline and the staged enforcement of the 2020 Power Harassment Prevention Law is treated in the manuscript as substantive context rather than as a formal causal estimand of the law's effect.</w:t>
       </w:r>
     </w:p>
     <w:p>
@@ -328,7 +328,7 @@
           <w:rFonts w:ascii="Times New Roman" w:hAnsi="Times New Roman" w:eastAsia="Times New Roman"/>
           <w:sz w:val="24"/>
         </w:rPr>
-        <w:t>• Conflict of Interest: The author declares no competing interests, financial or non-financial.</w:t>
+        <w:t>• Competing Interests: The author discloses the following potential competing interest: the author is the founder and representative of SUNBLAZE Co., Ltd. (Tokyo, Japan), which provides HEXACO-JP, a proprietary Japanese-language HEXACO-based personality assessment service. Three points qualify the disclosure. (i) The present study does not use HEXACO-JP; the HEXACO instrument used here is the HEXACO-PI-R Japanese 60-item adaptation published by Wakabayashi (2014), a separately validated and openly cited instrument that predates and is independent of HEXACO-JP. (ii) The manuscript does not reference, evaluate, market, recommend, or otherwise promote HEXACO-JP or any other SUNBLAZE product or service. (iii) The headline empirical findings (a null personality-intervention contrast, a positive structural-intervention contrast, and the reframing of HEXACO 7-typology as a stratification variable rather than an intervention or screening target) do not differentially favor commercial HEXACO-based assessment products.</w:t>
       </w:r>
     </w:p>
     <w:p>
@@ -341,7 +341,7 @@
           <w:rFonts w:ascii="Times New Roman" w:hAnsi="Times New Roman" w:eastAsia="Times New Roman"/>
           <w:sz w:val="24"/>
         </w:rPr>
-        <w:t>• Funding: This research received no external funding; it was self-funded by SUNBLAZE Co., Ltd. (Tokyo, Japan).</w:t>
+        <w:t>• Funding: No funding was received for this research. SUNBLAZE Co., Ltd. did not provide any funding, equipment, or compensation, and no external grant funding from public, commercial, or not-for-profit agencies was received. The author conducted the research as an independent academic project at no monetary cost, using publicly available analytical software and previously collected data.</w:t>
       </w:r>
     </w:p>
     <w:p>

--- a/simulation/paper_IEEE/cover_letter_ieee.docx
+++ b/simulation/paper_IEEE/cover_letter_ieee.docx
@@ -289,7 +289,7 @@
           <w:rFonts w:ascii="Times New Roman" w:hAnsi="Times New Roman" w:eastAsia="Times New Roman"/>
           <w:sz w:val="24"/>
         </w:rPr>
-        <w:t>• Originality: The manuscript has not been previously published, in whole or in part, and is not under consideration at any other journal. The companion IEEE Access publication (Tokiwa 2026) is a distinct paper covering the cluster-typology derivation; the present submission is a microsimulation analysis using the previously-published cluster centroids as fixed parameters.</w:t>
+        <w:t>• Originality: The manuscript has not been previously published in any peer-reviewed venue and is not under consideration at any other journal. A version of the manuscript has been posted as a non-peer-reviewed preprint at SocArXiv (DOI 10.31235/osf.io/p2d8w_v1; posted 2026-05-08) per IEEE's preprint policy, which permits prior preprint deposit and is consistent with the journal's open-access ethos. The companion IEEE Access publication (Tokiwa, 2026) is a distinct paper covering the cluster-typology derivation; the present submission is a microsimulation analysis using the previously-published cluster centroids as fixed parameters.</w:t>
       </w:r>
     </w:p>
     <w:p>
@@ -315,7 +315,7 @@
           <w:rFonts w:ascii="Times New Roman" w:hAnsi="Times New Roman" w:eastAsia="Times New Roman"/>
           <w:sz w:val="24"/>
         </w:rPr>
-        <w:t>• Ethics: The N = 354 individual-level data re-analyzed in this study were originally collected under an IRB-approved protocol (Tokiwa, 2025, Research Square preprint, doi: 10.21203/rs.3.rs-7756124/v1). Secondary analysis of de-identified records does not require additional ethics review.</w:t>
+        <w:t>• Ethics: The N = 354 individual-level data re-analyzed in this study were originally collected under an IRB-approved protocol (Tokiwa, 2025). The present study is a secondary analysis of de-identified records; consistent with standard practice for secondary analysis of data covered by the original IRB approval, no additional ethics review was sought.</w:t>
       </w:r>
     </w:p>
     <w:p>
@@ -494,7 +494,7 @@
           <w:rFonts w:ascii="Times New Roman" w:hAnsi="Times New Roman" w:eastAsia="Times New Roman"/>
           <w:sz w:val="24"/>
         </w:rPr>
-        <w:t>I confirm that this manuscript has not been previously published, is not under consideration elsewhere, and that all author tasks (sole-authored) have been completed by me. Code, data, and intermediate artifacts will remain publicly accessible at the indicated OSF DOI and GitHub repository for the duration of peer review and beyond.</w:t>
+        <w:t>I confirm that this manuscript has not been previously published in any peer-reviewed venue and is not under consideration at any other journal. A non-peer-reviewed version has been posted as a preprint at SocArXiv (DOI 10.31235/osf.io/p2d8w_v1) per IEEE Access preprint policy. The submission is sole-authored, and all author tasks have been completed by me. Code, data, and intermediate artifacts will remain publicly accessible at the indicated OSF DOI and GitHub repository for the duration of peer review and beyond.</w:t>
       </w:r>
     </w:p>
     <w:p>

--- a/simulation/paper_IEEE/cover_letter_ieee.docx
+++ b/simulation/paper_IEEE/cover_letter_ieee.docx
@@ -328,7 +328,7 @@
           <w:rFonts w:ascii="Times New Roman" w:hAnsi="Times New Roman" w:eastAsia="Times New Roman"/>
           <w:sz w:val="24"/>
         </w:rPr>
-        <w:t>• Competing Interests: The author discloses the following potential competing interest: the author is the founder and representative of SUNBLAZE Co., Ltd. (Tokyo, Japan), which provides HEXACO-JP, a proprietary Japanese-language HEXACO-based personality assessment service. Three points qualify the disclosure. (i) The present study does not use HEXACO-JP; the HEXACO instrument used here is the HEXACO-PI-R Japanese 60-item adaptation published by Wakabayashi (2014), a separately validated and openly cited instrument that predates and is independent of HEXACO-JP. (ii) The manuscript does not reference, evaluate, market, recommend, or otherwise promote HEXACO-JP or any other SUNBLAZE product or service. (iii) The headline empirical findings (a null personality-intervention contrast, a positive structural-intervention contrast, and the reframing of HEXACO 7-typology as a stratification variable rather than an intervention or screening target) do not differentially favor commercial HEXACO-based assessment products.</w:t>
+        <w:t>• Competing Interests: The author discloses the following potential competing interest: the author is the founder and representative of SUNBLAZE Co., Ltd. (Tokyo, Japan), which provides HEXACO-JP, a proprietary Japanese-language HEXACO-based personality assessment service. Three points qualify the disclosure. (i) The present study does not use HEXACO-JP; the HEXACO instrument used here is the HEXACO-PI-R Japanese 60-item adaptation published by Wakabayashi (2014), a separately validated and openly cited instrument that predates and is independent of HEXACO-JP. (ii) The manuscript does not reference, evaluate, market, recommend, or otherwise promote HEXACO-JP or any other SUNBLAZE product or service. (iii) The headline empirical findings (a null personality-intervention contrast, a positive structural-intervention contrast, and the reframing of HEXACO 7-typology as a stratification variable rather than an intervention or screening target) do not differentially favor commercial HEXACO-based assessment products. Per IEEE Access's submission requirements, this conflict-of-interest disclosure is also (a) included within the manuscript itself in the ACKNOWLEDGMENT section of manuscript_ieee.docx and (b) provided as a standalone Conflict of Interest Statement document (conflict_of_interest_ieee.docx) uploaded alongside this submission.</w:t>
       </w:r>
     </w:p>
     <w:p>
